--- a/Лаб5.docx
+++ b/Лаб5.docx
@@ -1283,20 +1283,13 @@
     <w:p>
       <w:pPr>
         <w:ind w:left="-1276" w:firstLine="360"/>
-        <w:rPr>
-          <w:lang w:val="en-US"/>
-        </w:rPr>
-      </w:pPr>
-      <w:r>
-        <w:rPr>
-          <w:noProof/>
-          <w:lang w:val="en-US"/>
-        </w:rPr>
+      </w:pPr>
+      <w:r>
         <w:drawing>
-          <wp:inline distT="0" distB="0" distL="0" distR="0" wp14:anchorId="37DF4609" wp14:editId="3B5FBDC3">
-            <wp:extent cx="7011670" cy="5115560"/>
-            <wp:effectExtent l="0" t="0" r="0" b="8890"/>
-            <wp:docPr id="2" name="Рисунок 2"/>
+          <wp:inline distT="0" distB="0" distL="0" distR="0" wp14:anchorId="281DBEA0" wp14:editId="3764896B">
+            <wp:extent cx="6772275" cy="3550829"/>
+            <wp:effectExtent l="0" t="0" r="0" b="0"/>
+            <wp:docPr id="5" name="Рисунок 5"/>
             <wp:cNvGraphicFramePr>
               <a:graphicFrameLocks xmlns:a="http://schemas.openxmlformats.org/drawingml/2006/main" noChangeAspect="1"/>
             </wp:cNvGraphicFramePr>
@@ -1304,33 +1297,23 @@
               <a:graphicData uri="http://schemas.openxmlformats.org/drawingml/2006/picture">
                 <pic:pic xmlns:pic="http://schemas.openxmlformats.org/drawingml/2006/picture">
                   <pic:nvPicPr>
-                    <pic:cNvPr id="0" name="Picture 2"/>
-                    <pic:cNvPicPr>
-                      <a:picLocks noChangeAspect="1" noChangeArrowheads="1"/>
-                    </pic:cNvPicPr>
+                    <pic:cNvPr id="1" name=""/>
+                    <pic:cNvPicPr/>
                   </pic:nvPicPr>
                   <pic:blipFill>
-                    <a:blip r:embed="rId5">
-                      <a:extLst>
-                        <a:ext uri="{28A0092B-C50C-407E-A947-70E740481C1C}">
-                          <a14:useLocalDpi xmlns:a14="http://schemas.microsoft.com/office/drawing/2010/main" val="0"/>
-                        </a:ext>
-                      </a:extLst>
-                    </a:blip>
-                    <a:srcRect/>
+                    <a:blip r:embed="rId5"/>
                     <a:stretch>
                       <a:fillRect/>
                     </a:stretch>
                   </pic:blipFill>
-                  <pic:spPr bwMode="auto">
+                  <pic:spPr>
                     <a:xfrm>
                       <a:off x="0" y="0"/>
-                      <a:ext cx="7011670" cy="5115560"/>
+                      <a:ext cx="6800033" cy="3565383"/>
                     </a:xfrm>
                     <a:prstGeom prst="rect">
                       <a:avLst/>
                     </a:prstGeom>
-                    <a:noFill/>
                   </pic:spPr>
                 </pic:pic>
               </a:graphicData>
@@ -1350,13 +1333,6 @@
           <w:bCs/>
         </w:rPr>
       </w:pPr>
-      <w:r>
-        <w:rPr>
-          <w:b/>
-          <w:bCs/>
-        </w:rPr>
-        <w:br w:type="page"/>
-      </w:r>
     </w:p>
     <w:p>
       <w:pPr>
@@ -1374,7 +1350,6 @@
           <w:b/>
           <w:bCs/>
         </w:rPr>
-        <w:lastRenderedPageBreak/>
         <w:t>Описание контекстной диаграммы</w:t>
       </w:r>
     </w:p>
@@ -1636,14 +1611,11 @@
         <w:jc w:val="center"/>
       </w:pPr>
       <w:r>
-        <w:rPr>
-          <w:noProof/>
-        </w:rPr>
         <w:drawing>
-          <wp:inline distT="0" distB="0" distL="0" distR="0" wp14:anchorId="2230BCAD" wp14:editId="0BC8AB99">
-            <wp:extent cx="5940425" cy="5141595"/>
-            <wp:effectExtent l="0" t="0" r="3175" b="1905"/>
-            <wp:docPr id="3" name="Рисунок 3"/>
+          <wp:inline distT="0" distB="0" distL="0" distR="0" wp14:anchorId="058DD579" wp14:editId="7FDA5E88">
+            <wp:extent cx="5940425" cy="4607560"/>
+            <wp:effectExtent l="0" t="0" r="3175" b="2540"/>
+            <wp:docPr id="7" name="Рисунок 7"/>
             <wp:cNvGraphicFramePr>
               <a:graphicFrameLocks xmlns:a="http://schemas.openxmlformats.org/drawingml/2006/main" noChangeAspect="1"/>
             </wp:cNvGraphicFramePr>
@@ -1663,7 +1635,7 @@
                   <pic:spPr>
                     <a:xfrm>
                       <a:off x="0" y="0"/>
-                      <a:ext cx="5940425" cy="5141595"/>
+                      <a:ext cx="5940425" cy="4607560"/>
                     </a:xfrm>
                     <a:prstGeom prst="rect">
                       <a:avLst/>
@@ -1992,7 +1964,6 @@
           <w:b/>
           <w:bCs/>
         </w:rPr>
-        <w:lastRenderedPageBreak/>
         <w:t>Диаграммы первого уровня</w:t>
       </w:r>
     </w:p>
@@ -2015,6 +1986,7 @@
           <w:sz w:val="28"/>
           <w:szCs w:val="28"/>
         </w:rPr>
+        <w:lastRenderedPageBreak/>
         <w:t>A1: Аутентификация и загрузка данных</w:t>
       </w:r>
     </w:p>
@@ -2398,14 +2370,13 @@
       </w:pPr>
       <w:r>
         <w:rPr>
-          <w:noProof/>
           <w:lang w:val="en-US"/>
         </w:rPr>
         <w:drawing>
-          <wp:inline distT="0" distB="0" distL="0" distR="0" wp14:anchorId="04ED6625" wp14:editId="2353AA0E">
-            <wp:extent cx="5940425" cy="5934075"/>
-            <wp:effectExtent l="0" t="0" r="3175" b="9525"/>
-            <wp:docPr id="4" name="Рисунок 4"/>
+          <wp:inline distT="0" distB="0" distL="0" distR="0" wp14:anchorId="1CC970B8" wp14:editId="05D677A1">
+            <wp:extent cx="5940425" cy="6554470"/>
+            <wp:effectExtent l="0" t="0" r="3175" b="0"/>
+            <wp:docPr id="8" name="Рисунок 8"/>
             <wp:cNvGraphicFramePr>
               <a:graphicFrameLocks xmlns:a="http://schemas.openxmlformats.org/drawingml/2006/main" noChangeAspect="1"/>
             </wp:cNvGraphicFramePr>
@@ -2425,7 +2396,7 @@
                   <pic:spPr>
                     <a:xfrm>
                       <a:off x="0" y="0"/>
-                      <a:ext cx="5940425" cy="5934075"/>
+                      <a:ext cx="5940425" cy="6554470"/>
                     </a:xfrm>
                     <a:prstGeom prst="rect">
                       <a:avLst/>
@@ -2608,6 +2579,7 @@
         </w:numPr>
       </w:pPr>
       <w:r>
+        <w:lastRenderedPageBreak/>
         <w:t xml:space="preserve">Выход: </w:t>
       </w:r>
       <w:r>
@@ -2754,13 +2726,7 @@
           <w:rPr>
             <w:rFonts w:ascii="Cambria Math" w:hAnsi="Cambria Math"/>
           </w:rPr>
-          <m:t>=</m:t>
-        </m:r>
-        <m:r>
-          <w:rPr>
-            <w:rFonts w:ascii="Cambria Math" w:hAnsi="Cambria Math"/>
-          </w:rPr>
-          <m:t>5</m:t>
+          <m:t>=5</m:t>
         </m:r>
       </m:oMath>
       <w:r>
@@ -2885,13 +2851,7 @@
                 <w:rPr>
                   <w:rFonts w:ascii="Cambria Math" w:hAnsi="Cambria Math"/>
                 </w:rPr>
-                <m:t>Общее количество</m:t>
-              </m:r>
-              <m:r>
-                <w:rPr>
-                  <w:rFonts w:ascii="Cambria Math" w:hAnsi="Cambria Math"/>
-                </w:rPr>
-                <m:t xml:space="preserve"> дуг на </m:t>
+                <m:t xml:space="preserve">Общее количество дуг на </m:t>
               </m:r>
               <m:r>
                 <w:rPr>
@@ -3064,19 +3024,7 @@
             <w:rPr>
               <w:rFonts w:ascii="Cambria Math" w:hAnsi="Cambria Math"/>
             </w:rPr>
-            <m:t>=</m:t>
-          </m:r>
-          <m:r>
-            <w:rPr>
-              <w:rFonts w:ascii="Cambria Math" w:hAnsi="Cambria Math"/>
-            </w:rPr>
-            <m:t>Количество блоков</m:t>
-          </m:r>
-          <m:r>
-            <w:rPr>
-              <w:rFonts w:ascii="Cambria Math" w:hAnsi="Cambria Math"/>
-            </w:rPr>
-            <m:t>=</m:t>
+            <m:t>=Количество блоков=</m:t>
           </m:r>
           <m:r>
             <w:rPr>
@@ -4013,6 +3961,7 @@
               <w:rPr>
                 <w:rFonts w:eastAsia="Times New Roman"/>
               </w:rPr>
+              <w:lastRenderedPageBreak/>
               <w:t>C1_A2</w:t>
             </w:r>
           </w:p>
@@ -4121,14 +4070,7 @@
               <w:rPr>
                 <w:rFonts w:eastAsia="Times New Roman"/>
               </w:rPr>
-              <w:t xml:space="preserve">Внешнее ограничение "Технологические допуски", </w:t>
-            </w:r>
-            <w:r>
-              <w:rPr>
-                <w:rFonts w:eastAsia="Times New Roman"/>
-              </w:rPr>
-              <w:lastRenderedPageBreak/>
-              <w:t>определяющее точность работы алгоритмов.</w:t>
+              <w:t>Внешнее ограничение "Технологические допуски", определяющее точность работы алгоритмов.</w:t>
             </w:r>
           </w:p>
         </w:tc>
@@ -4169,7 +4111,6 @@
               <w:rPr>
                 <w:rFonts w:eastAsia="Times New Roman"/>
               </w:rPr>
-              <w:lastRenderedPageBreak/>
               <w:t>Внутренний выход A2</w:t>
             </w:r>
           </w:p>
